--- a/ky/discovery-articles/1.14 Айнек жасоо.docx
+++ b/ky/discovery-articles/1.14 Айнек жасоо.docx
@@ -4,527 +4,350 @@
   <w:body>
     <w:p>
       <w:pPr>
-        <w:keepNext/>
-        <w:spacing w:before="280" w:after="120"/>
+        <w:pStyle w:val="Title"/>
+        <w:widowControl/>
       </w:pPr>
       <w:r>
-        <w:rPr>
-          <w:rFonts w:ascii="Calibri" w:hAnsi="Calibri" w:eastAsia="Calibri"/>
-          <w:b/>
-          <w:i w:val="0"/>
-          <w:color w:val="004E8C"/>
-          <w:sz w:val="44"/>
-        </w:rPr>
         <w:t>1.14 Айнек жасоо</w:t>
       </w:r>
     </w:p>
     <w:p>
       <w:pPr>
-        <w:spacing w:after="80"/>
+        <w:keepNext/>
+        <w:widowControl/>
       </w:pPr>
       <w:r>
         <w:rPr>
-          <w:rFonts w:ascii="Calibri" w:hAnsi="Calibri" w:eastAsia="Calibri"/>
-          <w:b w:val="0"/>
-          <w:i/>
-          <w:color w:val="505050"/>
-          <w:sz w:val="22"/>
+          <w:sz w:val="20"/>
         </w:rPr>
-        <w:t>1. Цивилизациянын пайдубалы</w:t>
-      </w:r>
-    </w:p>
-    <w:p>
-      <w:pPr>
-        <w:spacing w:after="200"/>
-      </w:pPr>
-      <w:r>
-        <w:rPr>
-          <w:rFonts w:ascii="Calibri" w:hAnsi="Calibri" w:eastAsia="Calibri"/>
-          <w:b w:val="0"/>
-          <w:i/>
-          <w:sz w:val="22"/>
-        </w:rPr>
-        <w:t>Мезгил: б.з.ч. III–II миң жылдыктар (Жакынкы Чыгыштагы мончок жана идиштер); кийин Римдин үйлөп жасалган айнеги; орто кылымдардан азыркы өнөр жайга чейин | Негизги өкүлдөр: Месопотамия менен Египеттин айнекчилери; Римдин айнек үйлөөчүлөрү; кийин Венеция жана өнөр жай усталары</w:t>
-      </w:r>
-    </w:p>
-    <w:p>
-      <w:pPr>
-        <w:spacing w:after="160" w:line="276" w:lineRule="auto"/>
-      </w:pPr>
-      <w:r>
-        <w:rPr>
-          <w:rFonts w:ascii="Calibri" w:hAnsi="Calibri" w:eastAsia="Calibri"/>
-          <w:b w:val="0"/>
-          <w:i w:val="0"/>
-          <w:sz w:val="22"/>
-        </w:rPr>
-        <w:t>Айнек жасоодо кум менен эрүү температурасын төмөндөтүүчү кошулмалар суюк абалга жеткенче ысытылып, муздаганда тунук катуу затка айланат. Мончок менен кымбат баалуу идиштен башталган бул өнөр терезе, линза жана бөтөлкө аркылуу жарыкты, сактоону жана илимди өзгөрткөн.</w:t>
+        <w:t>1. Цивилизациянын негиздери</w:t>
       </w:r>
     </w:p>
     <w:p>
       <w:pPr>
         <w:keepNext/>
-        <w:spacing w:before="240" w:after="120"/>
+        <w:widowControl/>
       </w:pPr>
       <w:r>
         <w:rPr>
-          <w:rFonts w:ascii="Calibri" w:hAnsi="Calibri" w:eastAsia="Calibri"/>
-          <w:b/>
-          <w:i w:val="0"/>
-          <w:color w:val="004E8C"/>
-          <w:sz w:val="28"/>
+          <w:sz w:val="20"/>
         </w:rPr>
-        <w:t>Негизги фактылар</w:t>
+        <w:t>Мезгил: б. з. ч. III–II миң жылдыктар (Жакынкы Чыгыштагы шурулар жана идиштер); кийин Римдеги үйлөтүлгөн айнек; орто кылымдардан азыркы өнөр жайга чейин | Негизги салым кошкондор: Месопотамия менен Египеттин айнек усталары; Римдин айнек үйлөөчүлөрү; кийин Венециянын жана өнөр жайдын айнек жасоочулары</w:t>
+      </w:r>
+    </w:p>
+    <w:p>
+      <w:pPr>
+        <w:widowControl/>
+      </w:pPr>
+      <w:r>
+        <w:t>Айнек жасоодо кум эришин жеңилдетүүчү заттар менен кошо эритилет. Суюк масса муздаганда тунук катуу материалга айланат. Шурулар менен кымбат чөйчөктөрдөн терезеге, линзага жана бөтөлкөгө чейин айнек жарыкты пайдаланууну, зат сактоону жана илимди өзгөрткөн.</w:t>
+      </w:r>
+    </w:p>
+    <w:p>
+      <w:pPr>
+        <w:pStyle w:val="Heading1"/>
+        <w:widowControl/>
+      </w:pPr>
+      <w:r>
+        <w:t>Негизги маалыматтар</w:t>
       </w:r>
     </w:p>
     <w:p>
       <w:pPr>
         <w:pStyle w:val="ListBullet"/>
+        <w:widowControl/>
       </w:pPr>
       <w:r>
-        <w:rPr>
-          <w:rFonts w:ascii="Calibri" w:hAnsi="Calibri" w:eastAsia="Calibri"/>
-          <w:b w:val="0"/>
-          <w:i w:val="0"/>
-          <w:sz w:val="22"/>
-        </w:rPr>
-        <w:t>Алгачкы айнек мончоктор менен чакан идиштер Жакынкы Чыгышта б.з.ч. II миң жылдыкта пайда болгон</w:t>
+        <w:t>Б. з. ч. II миң жылдыкка карата Жакынкы Чыгышта алгачкы айнек шурулар жана чакан идиштер кездешет.</w:t>
       </w:r>
     </w:p>
     <w:p>
       <w:pPr>
         <w:pStyle w:val="ListBullet"/>
+        <w:widowControl/>
       </w:pPr>
       <w:r>
-        <w:rPr>
-          <w:rFonts w:ascii="Calibri" w:hAnsi="Calibri" w:eastAsia="Calibri"/>
-          <w:b w:val="0"/>
-          <w:i w:val="0"/>
-          <w:sz w:val="22"/>
-        </w:rPr>
-        <w:t>Чыгыш Жер Ортолук деңизинде же Рим дүйнөсүндө чыккан деп эсептелген айнек үйлөө ыкмасы жука идиштерди тез жана арзан жасоого жол ачкан</w:t>
+        <w:t>Кыязы, Левант–Рим чөйрөсүндө өнүккөн айнек үйлөө жука идиштерди тезирээк жана арзаныраак жасоого мүмкүндүк берген.</w:t>
       </w:r>
     </w:p>
     <w:p>
       <w:pPr>
         <w:pStyle w:val="ListBullet"/>
+        <w:widowControl/>
       </w:pPr>
       <w:r>
-        <w:rPr>
-          <w:rFonts w:ascii="Calibri" w:hAnsi="Calibri" w:eastAsia="Calibri"/>
-          <w:b w:val="0"/>
-          <w:i w:val="0"/>
-          <w:sz w:val="22"/>
-        </w:rPr>
-        <w:t>Орто кылымдагы жана Венециядагы устаканалар айнектин тунуктугун, түсүн жана кымбат баалуу түрлөрүн өркүндөткөн</w:t>
+        <w:t>Орто кылымдагы жана Венециядагы устаканалар тунуктукту, түстү жана кымбат айнек соодасын өркүндөткөн.</w:t>
       </w:r>
     </w:p>
     <w:p>
       <w:pPr>
         <w:pStyle w:val="ListBullet"/>
+        <w:widowControl/>
       </w:pPr>
       <w:r>
-        <w:rPr>
-          <w:rFonts w:ascii="Calibri" w:hAnsi="Calibri" w:eastAsia="Calibri"/>
-          <w:b w:val="0"/>
-          <w:i w:val="0"/>
-          <w:sz w:val="22"/>
-        </w:rPr>
-        <w:t>Жалпак терезе айнеги таш менен жыгачтан салынган караңгы бөлмөлөргө жарык киргизген</w:t>
+        <w:t>Кийин жалпак терезе айнеги таш менен жыгачтан курулган караңгы бөлмөлөргө жарык киргизген.</w:t>
       </w:r>
     </w:p>
     <w:p>
       <w:pPr>
         <w:pStyle w:val="ListBullet"/>
+        <w:widowControl/>
       </w:pPr>
       <w:r>
-        <w:rPr>
-          <w:rFonts w:ascii="Calibri" w:hAnsi="Calibri" w:eastAsia="Calibri"/>
-          <w:b w:val="0"/>
-          <w:i w:val="0"/>
-          <w:sz w:val="22"/>
-        </w:rPr>
-        <w:t>Оптикалык айнек микроскопту, телескопту жана азыркы экрандарды жасоого мүмкүндүк берген</w:t>
+        <w:t>Оптикалык айнек микроскопторго, телескопторго жана азыркы экрандарга жол ачкан.</w:t>
       </w:r>
     </w:p>
     <w:p>
       <w:pPr>
-        <w:keepNext/>
-        <w:spacing w:before="240" w:after="120"/>
+        <w:pStyle w:val="Heading1"/>
+        <w:widowControl/>
       </w:pPr>
       <w:r>
-        <w:rPr>
-          <w:rFonts w:ascii="Calibri" w:hAnsi="Calibri" w:eastAsia="Calibri"/>
-          <w:b/>
-          <w:i w:val="0"/>
-          <w:color w:val="004E8C"/>
-          <w:sz w:val="28"/>
-        </w:rPr>
-        <w:t>Бул эмне</w:t>
+        <w:t>Бул эмне?</w:t>
       </w:r>
     </w:p>
     <w:p>
       <w:pPr>
-        <w:spacing w:after="160" w:line="276" w:lineRule="auto"/>
+        <w:widowControl/>
       </w:pPr>
       <w:r>
-        <w:rPr>
-          <w:rFonts w:ascii="Calibri" w:hAnsi="Calibri" w:eastAsia="Calibri"/>
-          <w:b w:val="0"/>
-          <w:i w:val="0"/>
-          <w:sz w:val="22"/>
-        </w:rPr>
-        <w:t>Айнек жасоодо кремнийге бай кум сода же башка эриткич кошулмалар менен суюлганча ысытылат да, морт жана көбүнчө тунук катуу затка айланганга чейин калыптанат. Мончок, бөтөлкө, терезе айнеги жана линза — бир эле муздаган эритменин ар башка түрлөрү. Карападан айырмаланып, айнекти үйлөп, өтө жука дубалдуу кылууга жана жарыкты таза өткөргөндөй тунуктоого болот. Жөнөкөй айтканда, адамдар жээктеги майда кумду суюктукту кармаган жана көзгө дүйнөнү даана көрсөткөн материалга айлантууну үйрөнүшкөн.</w:t>
+        <w:t>Айнек жасоо үчүн кремний диоксиди көп кумду сода же эришин жеңилдеткен башка заттар менен ысытып эритишет. Андан соң суюк массаны морт, көп учурда тунук катуу затка айланганга чейин калыпташат. Шуру, бөтөлкө, терезе айнеги жана линза ошол муздаган массанын түрлөрү. Карападан айырмаланып, айнекти үйлөп жука кылууга жана жарыкты таза өткөргөндөй тунуктоого болот. Ошентип, адамдар жээктеги кумду суюктук сактаган жана дүйнөнү көрүүгө жардам берген материалга айландырууну үйрөнүшкөн.</w:t>
       </w:r>
     </w:p>
     <w:p>
       <w:pPr>
-        <w:keepNext/>
-        <w:spacing w:before="240" w:after="120"/>
+        <w:pStyle w:val="Heading1"/>
+        <w:widowControl/>
       </w:pPr>
       <w:r>
-        <w:rPr>
-          <w:rFonts w:ascii="Calibri" w:hAnsi="Calibri" w:eastAsia="Calibri"/>
-          <w:b/>
-          <w:i w:val="0"/>
-          <w:color w:val="004E8C"/>
-          <w:sz w:val="28"/>
-        </w:rPr>
-        <w:t>Аны ким ачкан же ойлоп тапкан</w:t>
+        <w:t xml:space="preserve">Ким ойлоп тапкан</w:t>
       </w:r>
     </w:p>
     <w:p>
       <w:pPr>
-        <w:spacing w:after="160" w:line="276" w:lineRule="auto"/>
+        <w:widowControl/>
       </w:pPr>
       <w:r>
-        <w:rPr>
-          <w:rFonts w:ascii="Calibri" w:hAnsi="Calibri" w:eastAsia="Calibri"/>
-          <w:b w:val="0"/>
-          <w:i w:val="0"/>
-          <w:sz w:val="22"/>
-        </w:rPr>
-        <w:t>Айнектин жалгыз ойлоп табуучусу жок. Месопотамия менен Египеттин устаканаларында алгачкы мончоктор жана өзөккө калыптандырылган идиштер жасалып, ыкмалар уста көчкөн сайын башка жерлерге тараган. Айнек үйлөө болжол менен б.з.ч. I кылымда Чыгыш Жер Ортолук деңизинде пайда болуп, Рим бийлиги астында кеңири жайылган. Кийин Венеция, Богемия жана өнөр жай усталары анын тазалыгын арттырып, өндүрүш көлөмүн өстүргөн. Атактуу ишканалар кыйла кеч пайда болгон; билимди кылымдар бою аты белгисиз меш кызматкерлери сактап келген.</w:t>
+        <w:t>Айнектин жалгыз ойлоп табуучусу жок. Месопотамия менен Египеттин устаканалары алгачкы шуруларды жана ички калыптын айланасына айнек чаптап жасалган идиштерди чыгарган. Курамдар тууралуу билим усталар менен кошо тараган. Айнек үйлөө болжол менен б. з. ч. I кылымда Жер Ортолук деңиздин чыгышында пайда болуп, Римдин тушунда жайылган. Кийин Венециянын, Богемиянын жана өнөр жайдын усталары тазалыкты жана өндүрүш көлөмүн жакшырткан. Атактуу фирмалар кийин чыккан; негизги тажрыйбаны аты белгисиз меш усталары сактап жеткирген.</w:t>
       </w:r>
     </w:p>
     <w:p>
       <w:pPr>
-        <w:keepNext/>
-        <w:spacing w:before="240" w:after="120"/>
+        <w:pStyle w:val="Heading1"/>
+        <w:widowControl/>
       </w:pPr>
       <w:r>
-        <w:rPr>
-          <w:rFonts w:ascii="Calibri" w:hAnsi="Calibri" w:eastAsia="Calibri"/>
-          <w:b/>
-          <w:i w:val="0"/>
-          <w:color w:val="004E8C"/>
-          <w:sz w:val="28"/>
-        </w:rPr>
-        <w:t>Качан жана кантип пайда болгон</w:t>
+        <w:t>Качан жана кантип пайда болгон?</w:t>
       </w:r>
     </w:p>
     <w:p>
       <w:pPr>
-        <w:spacing w:after="160" w:line="276" w:lineRule="auto"/>
+        <w:widowControl/>
       </w:pPr>
       <w:r>
-        <w:rPr>
-          <w:rFonts w:ascii="Calibri" w:hAnsi="Calibri" w:eastAsia="Calibri"/>
-          <w:b w:val="0"/>
-          <w:i w:val="0"/>
-          <w:sz w:val="22"/>
-        </w:rPr>
-        <w:t>Б.з.ч. II миң жылдыктын ортосуна карата Жакынкы Чыгышта байлар колдонгон айнек буюмдар жүгүргөн. Рим доорунда үйлөп жасалган идиштер кеңири калкка жеткиликтүү боло баштаган. Орто кылымдагы Европа менен ислам дүйнөсү меш салтын уланткан, ал эми Мурано бара-бара өзгөчө тунук айнектин символуна айланган. Азыркы доордогу өнөр жайлык жайып чыгаруу жана флоат-айнек технологиясы имараттарды терезеге толтурган. Ар бир жаңы баскычка отун, отко чыдамдуу чопо жана көбүк менен түстү көзөмөлдөө чеберчилиги керек болгон.</w:t>
+        <w:t>Б. з. ч. II миң жылдыктын ортосуна карата Жакынкы Чыгышта бай адамдарга арналган айнек буюмдар жүгүртүлгөн. Рим доорунда үйлөтүлгөн ашкана идиштери кеңири тарай баштаган. Орто кылымдагы Европа менен ислам дүйнөсү меште айнек жасоо салтын уланткан; кийин Мурано тунук айнек менен белгилүү болгон. Азыркы доордо айнекти өнөр жайлык түрдө жайып чыгаруу жана эриген металлдын үстүндө калкытып тегиздөө имараттарды көп сандаган терезе айнеги менен камсыз кылган. Ар бир баскычка отун, отко чыдамдуу чопо, ошондой эле көбүкчөлөр менен түстү көзөмөлдөө керек болгон.</w:t>
       </w:r>
     </w:p>
     <w:p>
       <w:pPr>
-        <w:keepNext/>
-        <w:spacing w:before="240" w:after="120"/>
+        <w:pStyle w:val="Heading1"/>
+        <w:widowControl/>
       </w:pPr>
       <w:r>
-        <w:rPr>
-          <w:rFonts w:ascii="Calibri" w:hAnsi="Calibri" w:eastAsia="Calibri"/>
-          <w:b/>
-          <w:i w:val="0"/>
-          <w:color w:val="004E8C"/>
-          <w:sz w:val="28"/>
-        </w:rPr>
-        <w:t>Илимий жактан мааниси</w:t>
+        <w:t>Илим үчүн мааниси</w:t>
       </w:r>
     </w:p>
     <w:p>
       <w:pPr>
-        <w:spacing w:after="160" w:line="276" w:lineRule="auto"/>
+        <w:widowControl/>
       </w:pPr>
       <w:r>
-        <w:rPr>
-          <w:rFonts w:ascii="Calibri" w:hAnsi="Calibri" w:eastAsia="Calibri"/>
-          <w:b w:val="0"/>
-          <w:i w:val="0"/>
-          <w:sz w:val="22"/>
-        </w:rPr>
-        <w:t>Айнек — аморфтуу кремний кошулмаларынын химиясын иш жүзүндө колдонуу. Илешкектүүлүк, жай муздатуу жана аралашмалар анын бекемдиги менен тунуктугун аныктайт. Тунук идиш химиктерге реакцияны көзү менен байкоого мүмкүндүк берген, ал эми оптикалык айнек жарыкты сындырып, илимий аспаптардын негизин түзгөн. Кийин спектроскопия, фотография жана электроника так көзөмөлдөнгөн айнек курамдарын талап кылган. Расмий материал таануу пайда боло электе эле меш усталары температураны жалындын түсүнөн аныктап, кошулмалардын катышын тактаган.</w:t>
+        <w:t>Айнек кремний диоксидинин тартиптүү кристалл түзбөгөн, аморфтук абалынын практикалык колдонулушу. Массанын илешкектүүлүгү, ички чыңалууларды азайтуу үчүн жай муздатуу жана кошулмалар анын бекемдиги менен тунуктугун аныктайт. Тунук идиштер химиктерге реакцияларды көрүүгө шарт түзөт; оптикалык айнек аспаптар үчүн жарыктын жолун бурат. Кийин жарыктын спектрин изилдөө, сүрөткө тартуу жана электроника курамы так көзөмөлдөнгөн айнекти талап кылган. Материал таануу өзүнчө илим боло электе эле мештеги иш температураны түсүнөн баалоону жана эритүүчү кошулмалардын катышын үйрөткөн.</w:t>
       </w:r>
     </w:p>
     <w:p>
       <w:pPr>
-        <w:keepNext/>
-        <w:spacing w:before="240" w:after="120"/>
+        <w:pStyle w:val="Heading1"/>
+        <w:widowControl/>
       </w:pPr>
       <w:r>
-        <w:rPr>
-          <w:rFonts w:ascii="Calibri" w:hAnsi="Calibri" w:eastAsia="Calibri"/>
-          <w:b/>
-          <w:i w:val="0"/>
-          <w:color w:val="004E8C"/>
-          <w:sz w:val="28"/>
-        </w:rPr>
-        <w:t>Кийинки өнүгүүлөргө тийгизген таасири</w:t>
+        <w:t>Кийинки өнүгүүгө тийгизген таасири</w:t>
       </w:r>
     </w:p>
     <w:p>
       <w:pPr>
-        <w:spacing w:after="160" w:line="276" w:lineRule="auto"/>
+        <w:widowControl/>
       </w:pPr>
       <w:r>
-        <w:rPr>
-          <w:rFonts w:ascii="Calibri" w:hAnsi="Calibri" w:eastAsia="Calibri"/>
-          <w:b w:val="0"/>
-          <w:i w:val="0"/>
-          <w:sz w:val="22"/>
-        </w:rPr>
-        <w:t>Терезе архитектураны өзгөрткөн, бөтөлкө азык-түлүк менен дары-дармекти көп көлөмдө таратууга жардам берген, линза оптиканын өнүгүшүнө жол ачкан. Лабораториялык айнек идиштер азыркы химиялык тажрыйбаны көзгө көрүнгөн жана кайталана турган ишке айланткан. Була-оптикалык байланыш менен дисплей экраны да ошол эле эритменин алыскы мураскерлери. Иштетүүгө ыңгайлуу айнек болбогондо көптөгөн илимий жана тиричилик технологиялары тунук эмес чопо менен металлдын чегинен чыга алмак эмес.</w:t>
+        <w:t>Терезелер архитектураны, бөтөлкөлөр тамак-аш менен дары таратууну өзгөрткөн; линзалар оптиканын өнүгүшүнө негиз болгон. Лабораториялык айнек идиштер химиялык тажрыйбаларды көрүүгө жана кайталоого мүмкүндүк берген. Оптикалык була жана дисплей экрандары ошол эле эритменин алыскы уландысы. Иштетүүгө жарамдуу айнек болбосо, кийинки көптөгөн илимий жана турмуштук технологиялар тунук эмес чопо менен металлдын мүмкүнчүлүктөрү менен чектелмек.</w:t>
       </w:r>
     </w:p>
     <w:p>
       <w:pPr>
-        <w:keepNext/>
-        <w:spacing w:before="240" w:after="120"/>
+        <w:pStyle w:val="Heading1"/>
+        <w:widowControl/>
       </w:pPr>
       <w:r>
-        <w:rPr>
-          <w:rFonts w:ascii="Calibri" w:hAnsi="Calibri" w:eastAsia="Calibri"/>
-          <w:b/>
-          <w:i w:val="0"/>
-          <w:color w:val="004E8C"/>
-          <w:sz w:val="28"/>
-        </w:rPr>
-        <w:t>Адамдардын жашоосун кантип өзгөрткөн</w:t>
+        <w:t>Адамдардын жашоосун кантип өзгөрткөн?</w:t>
       </w:r>
     </w:p>
     <w:p>
       <w:pPr>
-        <w:spacing w:after="160" w:line="276" w:lineRule="auto"/>
+        <w:widowControl/>
       </w:pPr>
       <w:r>
-        <w:rPr>
-          <w:rFonts w:ascii="Calibri" w:hAnsi="Calibri" w:eastAsia="Calibri"/>
-          <w:b w:val="0"/>
-          <w:i w:val="0"/>
-          <w:sz w:val="22"/>
-        </w:rPr>
-        <w:t>Адамдар шарапты, дарыны жана майды ичи көрүнгөн идиште сактап, үйгө жаан-чачын киргизбей туруп терезе аркылуу бөлмөгө жарык киргизе алышкан. Арзан бөтөлкө менен терезе бир кезде сарайга гана таандык байлыкты жалпы элге жеткирген. Айнек курч сынык түрүндөгү таштандыны жана меш алдындагы оор эмгекти да жараткан. Ошентсе да терезеден же көз айнектин линзасынан караган сайын, кумду от менен өзгөртүүгө негизделген байыркы айнек жасоо ыкмасы бүгүн да кызмат кылып жатканын көрөбүз.</w:t>
+        <w:t>Адамдар шарапты, дарыны жана майды ичин көрүүгө мүмкүн болгон идиштерде сактай алган. Бөлмөгө жамгыр киргизбей жарык өткөрүү мүмкүн болгон. Арзан бөтөлкөлөр менен терезелер бир кезде сарайларга гана жеткиликтүү нерсени кеңири элге жеткирген. Айнек курч таштандыны жана мештеги оор эмгекти да алып келген. Бирок терезеден же көз айнектен караган сайын биз байыркы айнек усталары баштаган мүмкүнчүлүктү колдонобуз.</w:t>
       </w:r>
     </w:p>
     <w:p>
       <w:pPr>
-        <w:keepNext/>
-        <w:spacing w:before="240" w:after="120"/>
+        <w:pStyle w:val="Heading1"/>
+        <w:widowControl/>
       </w:pPr>
       <w:r>
-        <w:rPr>
-          <w:rFonts w:ascii="Calibri" w:hAnsi="Calibri" w:eastAsia="Calibri"/>
-          <w:b/>
-          <w:i w:val="0"/>
-          <w:color w:val="004E8C"/>
-          <w:sz w:val="28"/>
-        </w:rPr>
-        <w:t>Булактар жана шилтемелер</w:t>
+        <w:t>Булактар жана кошумча окуу</w:t>
       </w:r>
     </w:p>
     <w:p>
       <w:pPr>
-        <w:keepNext/>
-        <w:spacing w:before="240" w:after="120"/>
+        <w:pStyle w:val="Heading2"/>
+        <w:widowControl/>
       </w:pPr>
       <w:r>
         <w:rPr>
-          <w:rFonts w:ascii="Calibri" w:hAnsi="Calibri" w:eastAsia="Calibri"/>
-          <w:b/>
-          <w:i w:val="0"/>
-          <w:color w:val="004E8C"/>
-          <w:sz w:val="24"/>
+          <w:sz w:val="20"/>
         </w:rPr>
-        <w:t>A. Китептер жана негизги илимий эмгектер</w:t>
+        <w:t>Китептер жана негизги илимий эмгектер</w:t>
       </w:r>
     </w:p>
     <w:p>
       <w:pPr>
-        <w:spacing w:after="80"/>
-        <w:ind w:left="360"/>
+        <w:widowControl/>
       </w:pPr>
       <w:r>
         <w:rPr>
-          <w:rFonts w:ascii="Calibri" w:hAnsi="Calibri" w:eastAsia="Calibri"/>
-          <w:b w:val="0"/>
-          <w:i w:val="0"/>
-          <w:sz w:val="22"/>
+          <w:sz w:val="20"/>
         </w:rPr>
         <w:t>1. Tait, Hugh, ed. Five Thousand Years of Glass. London: British Museum Press, 1991.</w:t>
       </w:r>
     </w:p>
     <w:p>
       <w:pPr>
-        <w:keepNext/>
-        <w:spacing w:before="240" w:after="120"/>
+        <w:pStyle w:val="Heading2"/>
+        <w:widowControl/>
       </w:pPr>
       <w:r>
         <w:rPr>
-          <w:rFonts w:ascii="Calibri" w:hAnsi="Calibri" w:eastAsia="Calibri"/>
-          <w:b/>
-          <w:i w:val="0"/>
-          <w:color w:val="004E8C"/>
-          <w:sz w:val="24"/>
+          <w:sz w:val="20"/>
         </w:rPr>
-        <w:t>C. Мекемелердин материалдары жана энциклопедиялык булактар</w:t>
+        <w:t>Уюмдардын жана энциклопедиялардын материалдары</w:t>
       </w:r>
     </w:p>
     <w:p>
       <w:pPr>
-        <w:spacing w:after="80"/>
-        <w:ind w:left="360"/>
+        <w:widowControl/>
       </w:pPr>
       <w:r>
         <w:rPr>
-          <w:rFonts w:ascii="Calibri" w:hAnsi="Calibri" w:eastAsia="Calibri"/>
-          <w:b w:val="0"/>
-          <w:i w:val="0"/>
-          <w:sz w:val="22"/>
+          <w:sz w:val="20"/>
         </w:rPr>
-        <w:t>1. Encyclopaedia Britannica. “Glass” (“Айнек”).</w:t>
-      </w:r>
-      <w:r>
-        <w:rPr>
-          <w:rFonts w:ascii="Calibri" w:hAnsi="Calibri" w:eastAsia="Calibri"/>
-          <w:b w:val="0"/>
-          <w:i w:val="0"/>
-          <w:sz w:val="22"/>
-        </w:rPr>
-        <w:t xml:space="preserve"> </w:t>
+        <w:t xml:space="preserve">1. Encyclopaedia Britannica. 'Glass.' </w:t>
       </w:r>
       <w:hyperlink r:id="rId9">
         <w:r>
           <w:rPr>
-            <w:rFonts w:ascii="Calibri" w:hAnsi="Calibri" w:eastAsia="Calibri"/>
-            <w:b w:val="0"/>
-            <w:i w:val="0"/>
-            <w:sz w:val="22"/>
-            <w:color w:val="0563C1"/>
-            <w:u w:val="single"/>
+            <w:sz w:val="20"/>
           </w:rPr>
           <w:t>https://www.britannica.com/technology/glass</w:t>
         </w:r>
       </w:hyperlink>
+      <w:r>
+        <w:rPr>
+          <w:sz w:val="20"/>
+        </w:rPr>
+      </w:r>
     </w:p>
     <w:p>
       <w:pPr>
-        <w:spacing w:after="80"/>
-        <w:ind w:left="360"/>
+        <w:widowControl/>
       </w:pPr>
       <w:r>
         <w:rPr>
-          <w:rFonts w:ascii="Calibri" w:hAnsi="Calibri" w:eastAsia="Calibri"/>
-          <w:b w:val="0"/>
-          <w:i w:val="0"/>
-          <w:sz w:val="22"/>
+          <w:sz w:val="20"/>
         </w:rPr>
-        <w:t>2. Encyclopaedia Britannica. “Glassblowing” (“Айнек үйлөө”).</w:t>
-      </w:r>
-      <w:r>
-        <w:rPr>
-          <w:rFonts w:ascii="Calibri" w:hAnsi="Calibri" w:eastAsia="Calibri"/>
-          <w:b w:val="0"/>
-          <w:i w:val="0"/>
-          <w:sz w:val="22"/>
-        </w:rPr>
-        <w:t xml:space="preserve"> </w:t>
+        <w:t xml:space="preserve">2. Encyclopaedia Britannica. 'Glassblowing.' </w:t>
       </w:r>
       <w:hyperlink r:id="rId10">
         <w:r>
           <w:rPr>
-            <w:rFonts w:ascii="Calibri" w:hAnsi="Calibri" w:eastAsia="Calibri"/>
-            <w:b w:val="0"/>
-            <w:i w:val="0"/>
-            <w:sz w:val="22"/>
-            <w:color w:val="0563C1"/>
-            <w:u w:val="single"/>
+            <w:sz w:val="20"/>
           </w:rPr>
           <w:t>https://www.britannica.com/art/glassblowing</w:t>
         </w:r>
       </w:hyperlink>
-    </w:p>
-    <w:p>
-      <w:pPr>
-        <w:keepNext/>
-        <w:spacing w:before="240" w:after="120"/>
-      </w:pPr>
       <w:r>
         <w:rPr>
-          <w:rFonts w:ascii="Calibri" w:hAnsi="Calibri" w:eastAsia="Calibri"/>
-          <w:b/>
-          <w:i w:val="0"/>
-          <w:color w:val="004E8C"/>
-          <w:sz w:val="24"/>
+          <w:sz w:val="20"/>
         </w:rPr>
-        <w:t>D. Музейлердин, архивдердин жана китепканалардын материалдары</w:t>
       </w:r>
     </w:p>
     <w:p>
       <w:pPr>
-        <w:spacing w:after="80"/>
-        <w:ind w:left="360"/>
+        <w:pStyle w:val="Heading2"/>
+        <w:widowControl/>
       </w:pPr>
       <w:r>
         <w:rPr>
-          <w:rFonts w:ascii="Calibri" w:hAnsi="Calibri" w:eastAsia="Calibri"/>
-          <w:b w:val="0"/>
-          <w:i w:val="0"/>
-          <w:sz w:val="22"/>
+          <w:sz w:val="20"/>
         </w:rPr>
-        <w:t>1. Corning Museum of Glass. Билим берүү жана тарых материалдары.</w:t>
+        <w:t>Музейлердин, архивдердин жана китепканалардын материалдары</w:t>
       </w:r>
+    </w:p>
+    <w:p>
+      <w:pPr>
+        <w:widowControl/>
+      </w:pPr>
       <w:r>
         <w:rPr>
-          <w:rFonts w:ascii="Calibri" w:hAnsi="Calibri" w:eastAsia="Calibri"/>
-          <w:b w:val="0"/>
-          <w:i w:val="0"/>
-          <w:sz w:val="22"/>
+          <w:sz w:val="20"/>
         </w:rPr>
-        <w:t xml:space="preserve"> </w:t>
+        <w:t xml:space="preserve">1. Corning Museum of Glass. Education and history resources. </w:t>
       </w:r>
       <w:hyperlink r:id="rId11">
         <w:r>
           <w:rPr>
-            <w:rFonts w:ascii="Calibri" w:hAnsi="Calibri" w:eastAsia="Calibri"/>
-            <w:b w:val="0"/>
-            <w:i w:val="0"/>
-            <w:sz w:val="22"/>
-            <w:color w:val="0563C1"/>
-            <w:u w:val="single"/>
+            <w:sz w:val="20"/>
           </w:rPr>
           <w:t>https://www.cmog.org/</w:t>
         </w:r>
       </w:hyperlink>
+      <w:r>
+        <w:rPr>
+          <w:sz w:val="20"/>
+        </w:rPr>
+      </w:r>
     </w:p>
     <w:sectPr>
-      <w:pgSz w:w="12240" w:h="15840"/>
-      <w:pgMar w:top="1296" w:right="1440" w:bottom="1296" w:left="1440" w:header="720" w:footer="720" w:gutter="0"/>
+      <w:footerReference w:type="default" r:id="rId12"/>
+      <w:pgSz w:w="11906" w:h="16838"/>
+      <w:pgMar w:top="1020" w:right="1134" w:bottom="1020" w:left="1134" w:header="720" w:footer="720" w:gutter="0"/>
       <w:cols w:space="720"/>
       <w:docGrid w:linePitch="360"/>
     </w:sectPr>
   </w:body>
 </w:document>
+</file>
+
+<file path=word/footer1.xml><?xml version="1.0" encoding="utf-8"?>
+<w:ftr xmlns:m="http://schemas.openxmlformats.org/officeDocument/2006/math" xmlns:mc="http://schemas.openxmlformats.org/markup-compatibility/2006" xmlns:mo="http://schemas.microsoft.com/office/mac/office/2008/main" xmlns:mv="urn:schemas-microsoft-com:mac:vml" xmlns:o="urn:schemas-microsoft-com:office:office" xmlns:r="http://schemas.openxmlformats.org/officeDocument/2006/relationships" xmlns:v="urn:schemas-microsoft-com:vml" xmlns:w10="urn:schemas-microsoft-com:office:word" xmlns:w14="http://schemas.microsoft.com/office/word/2010/wordml" xmlns:w="http://schemas.openxmlformats.org/wordprocessingml/2006/main" xmlns:wne="http://schemas.microsoft.com/office/word/2006/wordml" xmlns:wp14="http://schemas.microsoft.com/office/word/2010/wordprocessingDrawing" xmlns:wp="http://schemas.openxmlformats.org/drawingml/2006/wordprocessingDrawing" xmlns:wpc="http://schemas.microsoft.com/office/word/2010/wordprocessingCanvas" xmlns:wpg="http://schemas.microsoft.com/office/word/2010/wordprocessingGroup" xmlns:wpi="http://schemas.microsoft.com/office/word/2010/wordprocessingInk" xmlns:wps="http://schemas.microsoft.com/office/word/2010/wordprocessingShape" mc:Ignorable="w14 wp14">
+  <w:p>
+    <w:pPr>
+      <w:pStyle w:val="Footer"/>
+      <w:jc w:val="right"/>
+    </w:pPr>
+    <w:fldSimple w:instr="PAGE"/>
+  </w:p>
+</w:ftr>
 </file>
 
 <file path=word/numbering.xml><?xml version="1.0" encoding="utf-8"?>
@@ -735,7 +558,7 @@
   <w:docDefaults>
     <w:rPrDefault>
       <w:rPr>
-        <w:rFonts w:asciiTheme="minorHAnsi" w:eastAsiaTheme="minorEastAsia" w:hAnsiTheme="minorHAnsi" w:cstheme="minorBidi"/>
+        <w:rFonts/>
         <w:sz w:val="22"/>
         <w:szCs w:val="22"/>
         <w:lang w:val="en-US" w:eastAsia="en-US" w:bidi="ar-SA"/>
@@ -890,6 +713,15 @@
     <w:name w:val="Normal"/>
     <w:qFormat/>
     <w:rsid w:val="00FC693F"/>
+    <w:pPr>
+      <w:spacing w:after="120" w:line="259" w:lineRule="auto"/>
+    </w:pPr>
+    <w:rPr>
+      <w:rFonts w:ascii="Times New Roman" w:hAnsi="Times New Roman"/>
+      <w:color w:val="000000"/>
+      <w:sz w:val="24"/>
+      <w:lang w:val="ky-KG"/>
+    </w:rPr>
   </w:style>
   <w:style w:type="paragraph" w:styleId="Header">
     <w:name w:val="header"/>
@@ -946,16 +778,17 @@
     <w:pPr>
       <w:keepNext/>
       <w:keepLines/>
-      <w:spacing w:before="480" w:after="0"/>
+      <w:spacing w:before="480" w:after="120" w:line="259" w:lineRule="auto"/>
       <w:outlineLvl w:val="0"/>
     </w:pPr>
     <w:rPr>
-      <w:rFonts w:asciiTheme="majorHAnsi" w:eastAsiaTheme="majorEastAsia" w:hAnsiTheme="majorHAnsi" w:cstheme="majorBidi"/>
+      <w:rFonts w:ascii="Times New Roman" w:hAnsi="Times New Roman"/>
       <w:b/>
       <w:bCs/>
-      <w:color w:val="365F91" w:themeColor="accent1" w:themeShade="BF"/>
-      <w:sz w:val="28"/>
+      <w:color w:val="000000"/>
+      <w:sz w:val="26"/>
       <w:szCs w:val="28"/>
+      <w:lang w:val="ky-KG"/>
     </w:rPr>
   </w:style>
   <w:style w:type="paragraph" w:styleId="Heading2">
@@ -970,16 +803,17 @@
     <w:pPr>
       <w:keepNext/>
       <w:keepLines/>
-      <w:spacing w:before="200" w:after="0"/>
+      <w:spacing w:before="200" w:after="120" w:line="259" w:lineRule="auto"/>
       <w:outlineLvl w:val="1"/>
     </w:pPr>
     <w:rPr>
-      <w:rFonts w:asciiTheme="majorHAnsi" w:eastAsiaTheme="majorEastAsia" w:hAnsiTheme="majorHAnsi" w:cstheme="majorBidi"/>
+      <w:rFonts w:ascii="Times New Roman" w:hAnsi="Times New Roman"/>
       <w:b/>
       <w:bCs/>
-      <w:color w:val="4F81BD" w:themeColor="accent1"/>
+      <w:color w:val="000000"/>
       <w:sz w:val="26"/>
       <w:szCs w:val="26"/>
+      <w:lang w:val="ky-KG"/>
     </w:rPr>
   </w:style>
   <w:style w:type="paragraph" w:styleId="Heading3">
@@ -998,7 +832,7 @@
       <w:outlineLvl w:val="2"/>
     </w:pPr>
     <w:rPr>
-      <w:rFonts w:asciiTheme="majorHAnsi" w:eastAsiaTheme="majorEastAsia" w:hAnsiTheme="majorHAnsi" w:cstheme="majorBidi"/>
+      <w:rFonts/>
       <w:b/>
       <w:bCs/>
       <w:color w:val="4F81BD" w:themeColor="accent1"/>
@@ -1021,7 +855,7 @@
       <w:outlineLvl w:val="3"/>
     </w:pPr>
     <w:rPr>
-      <w:rFonts w:asciiTheme="majorHAnsi" w:eastAsiaTheme="majorEastAsia" w:hAnsiTheme="majorHAnsi" w:cstheme="majorBidi"/>
+      <w:rFonts/>
       <w:b/>
       <w:bCs/>
       <w:i/>
@@ -1046,7 +880,7 @@
       <w:outlineLvl w:val="4"/>
     </w:pPr>
     <w:rPr>
-      <w:rFonts w:asciiTheme="majorHAnsi" w:eastAsiaTheme="majorEastAsia" w:hAnsiTheme="majorHAnsi" w:cstheme="majorBidi"/>
+      <w:rFonts/>
       <w:color w:val="243F60" w:themeColor="accent1" w:themeShade="7F"/>
     </w:rPr>
   </w:style>
@@ -1067,7 +901,7 @@
       <w:outlineLvl w:val="5"/>
     </w:pPr>
     <w:rPr>
-      <w:rFonts w:asciiTheme="majorHAnsi" w:eastAsiaTheme="majorEastAsia" w:hAnsiTheme="majorHAnsi" w:cstheme="majorBidi"/>
+      <w:rFonts/>
       <w:i/>
       <w:iCs/>
       <w:color w:val="243F60" w:themeColor="accent1" w:themeShade="7F"/>
@@ -1090,7 +924,7 @@
       <w:outlineLvl w:val="6"/>
     </w:pPr>
     <w:rPr>
-      <w:rFonts w:asciiTheme="majorHAnsi" w:eastAsiaTheme="majorEastAsia" w:hAnsiTheme="majorHAnsi" w:cstheme="majorBidi"/>
+      <w:rFonts/>
       <w:i/>
       <w:iCs/>
       <w:color w:val="404040" w:themeColor="text1" w:themeTint="BF"/>
@@ -1113,7 +947,7 @@
       <w:outlineLvl w:val="7"/>
     </w:pPr>
     <w:rPr>
-      <w:rFonts w:asciiTheme="majorHAnsi" w:eastAsiaTheme="majorEastAsia" w:hAnsiTheme="majorHAnsi" w:cstheme="majorBidi"/>
+      <w:rFonts/>
       <w:color w:val="4F81BD" w:themeColor="accent1"/>
       <w:sz w:val="20"/>
       <w:szCs w:val="20"/>
@@ -1136,7 +970,7 @@
       <w:outlineLvl w:val="8"/>
     </w:pPr>
     <w:rPr>
-      <w:rFonts w:asciiTheme="majorHAnsi" w:eastAsiaTheme="majorEastAsia" w:hAnsiTheme="majorHAnsi" w:cstheme="majorBidi"/>
+      <w:rFonts/>
       <w:i/>
       <w:iCs/>
       <w:color w:val="404040" w:themeColor="text1" w:themeTint="BF"/>
@@ -1187,7 +1021,7 @@
     <w:uiPriority w:val="9"/>
     <w:rsid w:val="00FC693F"/>
     <w:rPr>
-      <w:rFonts w:asciiTheme="majorHAnsi" w:eastAsiaTheme="majorEastAsia" w:hAnsiTheme="majorHAnsi" w:cstheme="majorBidi"/>
+      <w:rFonts/>
       <w:b/>
       <w:bCs/>
       <w:color w:val="365F91" w:themeColor="accent1" w:themeShade="BF"/>
@@ -1202,7 +1036,7 @@
     <w:uiPriority w:val="9"/>
     <w:rsid w:val="00FC693F"/>
     <w:rPr>
-      <w:rFonts w:asciiTheme="majorHAnsi" w:eastAsiaTheme="majorEastAsia" w:hAnsiTheme="majorHAnsi" w:cstheme="majorBidi"/>
+      <w:rFonts/>
       <w:b/>
       <w:bCs/>
       <w:color w:val="4F81BD" w:themeColor="accent1"/>
@@ -1217,7 +1051,7 @@
     <w:uiPriority w:val="9"/>
     <w:rsid w:val="00FC693F"/>
     <w:rPr>
-      <w:rFonts w:asciiTheme="majorHAnsi" w:eastAsiaTheme="majorEastAsia" w:hAnsiTheme="majorHAnsi" w:cstheme="majorBidi"/>
+      <w:rFonts/>
       <w:b/>
       <w:bCs/>
       <w:color w:val="4F81BD" w:themeColor="accent1"/>
@@ -1232,19 +1066,17 @@
     <w:qFormat/>
     <w:rsid w:val="00FC693F"/>
     <w:pPr>
-      <w:pBdr>
-        <w:bottom w:val="single" w:sz="8" w:space="4" w:color="4F81BD" w:themeColor="accent1"/>
-      </w:pBdr>
-      <w:spacing w:after="300" w:line="240" w:lineRule="auto"/>
+      <w:spacing w:after="120" w:line="259" w:lineRule="auto"/>
       <w:contextualSpacing/>
     </w:pPr>
     <w:rPr>
-      <w:rFonts w:asciiTheme="majorHAnsi" w:eastAsiaTheme="majorEastAsia" w:hAnsiTheme="majorHAnsi" w:cstheme="majorBidi"/>
-      <w:color w:val="17365D" w:themeColor="text2" w:themeShade="BF"/>
+      <w:rFonts w:ascii="Times New Roman" w:hAnsi="Times New Roman"/>
+      <w:color w:val="000000"/>
       <w:spacing w:val="5"/>
       <w:kern w:val="28"/>
-      <w:sz w:val="52"/>
+      <w:sz w:val="40"/>
       <w:szCs w:val="52"/>
+      <w:lang w:val="ky-KG"/>
     </w:rPr>
   </w:style>
   <w:style w:type="character" w:customStyle="1" w:styleId="TitleChar">
@@ -1254,7 +1086,7 @@
     <w:uiPriority w:val="10"/>
     <w:rsid w:val="00FC693F"/>
     <w:rPr>
-      <w:rFonts w:asciiTheme="majorHAnsi" w:eastAsiaTheme="majorEastAsia" w:hAnsiTheme="majorHAnsi" w:cstheme="majorBidi"/>
+      <w:rFonts/>
       <w:color w:val="17365D" w:themeColor="text2" w:themeShade="BF"/>
       <w:spacing w:val="5"/>
       <w:kern w:val="28"/>
@@ -1276,7 +1108,7 @@
       </w:numPr>
     </w:pPr>
     <w:rPr>
-      <w:rFonts w:asciiTheme="majorHAnsi" w:eastAsiaTheme="majorEastAsia" w:hAnsiTheme="majorHAnsi" w:cstheme="majorBidi"/>
+      <w:rFonts/>
       <w:i/>
       <w:iCs/>
       <w:color w:val="4F81BD" w:themeColor="accent1"/>
@@ -1292,7 +1124,7 @@
     <w:uiPriority w:val="11"/>
     <w:rsid w:val="00FC693F"/>
     <w:rPr>
-      <w:rFonts w:asciiTheme="majorHAnsi" w:eastAsiaTheme="majorEastAsia" w:hAnsiTheme="majorHAnsi" w:cstheme="majorBidi"/>
+      <w:rFonts/>
       <w:i/>
       <w:iCs/>
       <w:color w:val="4F81BD" w:themeColor="accent1"/>
@@ -1417,8 +1249,15 @@
       <w:numPr>
         <w:numId w:val="1"/>
       </w:numPr>
+      <w:spacing w:after="120" w:line="259" w:lineRule="auto"/>
       <w:contextualSpacing/>
     </w:pPr>
+    <w:rPr>
+      <w:rFonts w:ascii="Times New Roman" w:hAnsi="Times New Roman"/>
+      <w:color w:val="000000"/>
+      <w:sz w:val="24"/>
+      <w:lang w:val="ky-KG"/>
+    </w:rPr>
   </w:style>
   <w:style w:type="paragraph" w:styleId="ListBullet2">
     <w:name w:val="List Bullet 2"/>
@@ -1590,7 +1429,7 @@
     <w:semiHidden/>
     <w:rsid w:val="00FC693F"/>
     <w:rPr>
-      <w:rFonts w:asciiTheme="majorHAnsi" w:eastAsiaTheme="majorEastAsia" w:hAnsiTheme="majorHAnsi" w:cstheme="majorBidi"/>
+      <w:rFonts/>
       <w:b/>
       <w:bCs/>
       <w:i/>
@@ -1606,7 +1445,7 @@
     <w:semiHidden/>
     <w:rsid w:val="00FC693F"/>
     <w:rPr>
-      <w:rFonts w:asciiTheme="majorHAnsi" w:eastAsiaTheme="majorEastAsia" w:hAnsiTheme="majorHAnsi" w:cstheme="majorBidi"/>
+      <w:rFonts/>
       <w:color w:val="243F60" w:themeColor="accent1" w:themeShade="7F"/>
     </w:rPr>
   </w:style>
@@ -1618,7 +1457,7 @@
     <w:semiHidden/>
     <w:rsid w:val="00FC693F"/>
     <w:rPr>
-      <w:rFonts w:asciiTheme="majorHAnsi" w:eastAsiaTheme="majorEastAsia" w:hAnsiTheme="majorHAnsi" w:cstheme="majorBidi"/>
+      <w:rFonts/>
       <w:i/>
       <w:iCs/>
       <w:color w:val="243F60" w:themeColor="accent1" w:themeShade="7F"/>
@@ -1632,7 +1471,7 @@
     <w:semiHidden/>
     <w:rsid w:val="00FC693F"/>
     <w:rPr>
-      <w:rFonts w:asciiTheme="majorHAnsi" w:eastAsiaTheme="majorEastAsia" w:hAnsiTheme="majorHAnsi" w:cstheme="majorBidi"/>
+      <w:rFonts/>
       <w:i/>
       <w:iCs/>
       <w:color w:val="404040" w:themeColor="text1" w:themeTint="BF"/>
@@ -1646,7 +1485,7 @@
     <w:semiHidden/>
     <w:rsid w:val="00FC693F"/>
     <w:rPr>
-      <w:rFonts w:asciiTheme="majorHAnsi" w:eastAsiaTheme="majorEastAsia" w:hAnsiTheme="majorHAnsi" w:cstheme="majorBidi"/>
+      <w:rFonts/>
       <w:color w:val="4F81BD" w:themeColor="accent1"/>
       <w:sz w:val="20"/>
       <w:szCs w:val="20"/>
@@ -1660,7 +1499,7 @@
     <w:semiHidden/>
     <w:rsid w:val="00FC693F"/>
     <w:rPr>
-      <w:rFonts w:asciiTheme="majorHAnsi" w:eastAsiaTheme="majorEastAsia" w:hAnsiTheme="majorHAnsi" w:cstheme="majorBidi"/>
+      <w:rFonts/>
       <w:i/>
       <w:iCs/>
       <w:color w:val="404040" w:themeColor="text1" w:themeTint="BF"/>
@@ -1719,9 +1558,6 @@
     <w:qFormat/>
     <w:rsid w:val="00FC693F"/>
     <w:pPr>
-      <w:pBdr>
-        <w:bottom w:val="single" w:sz="4" w:space="4" w:color="4F81BD" w:themeColor="accent1"/>
-      </w:pBdr>
       <w:spacing w:before="200" w:after="280"/>
       <w:ind w:left="936" w:right="936"/>
     </w:pPr>
@@ -3249,7 +3085,7 @@
         <w:spacing w:before="0" w:after="0" w:line="240" w:lineRule="auto"/>
       </w:pPr>
       <w:rPr>
-        <w:rFonts w:asciiTheme="majorHAnsi" w:eastAsiaTheme="majorEastAsia" w:hAnsiTheme="majorHAnsi" w:cstheme="majorBidi"/>
+        <w:rFonts/>
         <w:b/>
         <w:bCs/>
       </w:rPr>
@@ -3270,7 +3106,7 @@
         <w:spacing w:before="0" w:after="0" w:line="240" w:lineRule="auto"/>
       </w:pPr>
       <w:rPr>
-        <w:rFonts w:asciiTheme="majorHAnsi" w:eastAsiaTheme="majorEastAsia" w:hAnsiTheme="majorHAnsi" w:cstheme="majorBidi"/>
+        <w:rFonts/>
         <w:b/>
         <w:bCs/>
       </w:rPr>
@@ -3288,14 +3124,14 @@
     </w:tblStylePr>
     <w:tblStylePr w:type="firstCol">
       <w:rPr>
-        <w:rFonts w:asciiTheme="majorHAnsi" w:eastAsiaTheme="majorEastAsia" w:hAnsiTheme="majorHAnsi" w:cstheme="majorBidi"/>
+        <w:rFonts/>
         <w:b/>
         <w:bCs/>
       </w:rPr>
     </w:tblStylePr>
     <w:tblStylePr w:type="lastCol">
       <w:rPr>
-        <w:rFonts w:asciiTheme="majorHAnsi" w:eastAsiaTheme="majorEastAsia" w:hAnsiTheme="majorHAnsi" w:cstheme="majorBidi"/>
+        <w:rFonts/>
         <w:b/>
         <w:bCs/>
       </w:rPr>
@@ -3379,7 +3215,7 @@
         <w:spacing w:before="0" w:after="0" w:line="240" w:lineRule="auto"/>
       </w:pPr>
       <w:rPr>
-        <w:rFonts w:asciiTheme="majorHAnsi" w:eastAsiaTheme="majorEastAsia" w:hAnsiTheme="majorHAnsi" w:cstheme="majorBidi"/>
+        <w:rFonts/>
         <w:b/>
         <w:bCs/>
       </w:rPr>
@@ -3400,7 +3236,7 @@
         <w:spacing w:before="0" w:after="0" w:line="240" w:lineRule="auto"/>
       </w:pPr>
       <w:rPr>
-        <w:rFonts w:asciiTheme="majorHAnsi" w:eastAsiaTheme="majorEastAsia" w:hAnsiTheme="majorHAnsi" w:cstheme="majorBidi"/>
+        <w:rFonts/>
         <w:b/>
         <w:bCs/>
       </w:rPr>
@@ -3418,14 +3254,14 @@
     </w:tblStylePr>
     <w:tblStylePr w:type="firstCol">
       <w:rPr>
-        <w:rFonts w:asciiTheme="majorHAnsi" w:eastAsiaTheme="majorEastAsia" w:hAnsiTheme="majorHAnsi" w:cstheme="majorBidi"/>
+        <w:rFonts/>
         <w:b/>
         <w:bCs/>
       </w:rPr>
     </w:tblStylePr>
     <w:tblStylePr w:type="lastCol">
       <w:rPr>
-        <w:rFonts w:asciiTheme="majorHAnsi" w:eastAsiaTheme="majorEastAsia" w:hAnsiTheme="majorHAnsi" w:cstheme="majorBidi"/>
+        <w:rFonts/>
         <w:b/>
         <w:bCs/>
       </w:rPr>
@@ -3509,7 +3345,7 @@
         <w:spacing w:before="0" w:after="0" w:line="240" w:lineRule="auto"/>
       </w:pPr>
       <w:rPr>
-        <w:rFonts w:asciiTheme="majorHAnsi" w:eastAsiaTheme="majorEastAsia" w:hAnsiTheme="majorHAnsi" w:cstheme="majorBidi"/>
+        <w:rFonts/>
         <w:b/>
         <w:bCs/>
       </w:rPr>
@@ -3530,7 +3366,7 @@
         <w:spacing w:before="0" w:after="0" w:line="240" w:lineRule="auto"/>
       </w:pPr>
       <w:rPr>
-        <w:rFonts w:asciiTheme="majorHAnsi" w:eastAsiaTheme="majorEastAsia" w:hAnsiTheme="majorHAnsi" w:cstheme="majorBidi"/>
+        <w:rFonts/>
         <w:b/>
         <w:bCs/>
       </w:rPr>
@@ -3548,14 +3384,14 @@
     </w:tblStylePr>
     <w:tblStylePr w:type="firstCol">
       <w:rPr>
-        <w:rFonts w:asciiTheme="majorHAnsi" w:eastAsiaTheme="majorEastAsia" w:hAnsiTheme="majorHAnsi" w:cstheme="majorBidi"/>
+        <w:rFonts/>
         <w:b/>
         <w:bCs/>
       </w:rPr>
     </w:tblStylePr>
     <w:tblStylePr w:type="lastCol">
       <w:rPr>
-        <w:rFonts w:asciiTheme="majorHAnsi" w:eastAsiaTheme="majorEastAsia" w:hAnsiTheme="majorHAnsi" w:cstheme="majorBidi"/>
+        <w:rFonts/>
         <w:b/>
         <w:bCs/>
       </w:rPr>
@@ -3639,7 +3475,7 @@
         <w:spacing w:before="0" w:after="0" w:line="240" w:lineRule="auto"/>
       </w:pPr>
       <w:rPr>
-        <w:rFonts w:asciiTheme="majorHAnsi" w:eastAsiaTheme="majorEastAsia" w:hAnsiTheme="majorHAnsi" w:cstheme="majorBidi"/>
+        <w:rFonts/>
         <w:b/>
         <w:bCs/>
       </w:rPr>
@@ -3660,7 +3496,7 @@
         <w:spacing w:before="0" w:after="0" w:line="240" w:lineRule="auto"/>
       </w:pPr>
       <w:rPr>
-        <w:rFonts w:asciiTheme="majorHAnsi" w:eastAsiaTheme="majorEastAsia" w:hAnsiTheme="majorHAnsi" w:cstheme="majorBidi"/>
+        <w:rFonts/>
         <w:b/>
         <w:bCs/>
       </w:rPr>
@@ -3678,14 +3514,14 @@
     </w:tblStylePr>
     <w:tblStylePr w:type="firstCol">
       <w:rPr>
-        <w:rFonts w:asciiTheme="majorHAnsi" w:eastAsiaTheme="majorEastAsia" w:hAnsiTheme="majorHAnsi" w:cstheme="majorBidi"/>
+        <w:rFonts/>
         <w:b/>
         <w:bCs/>
       </w:rPr>
     </w:tblStylePr>
     <w:tblStylePr w:type="lastCol">
       <w:rPr>
-        <w:rFonts w:asciiTheme="majorHAnsi" w:eastAsiaTheme="majorEastAsia" w:hAnsiTheme="majorHAnsi" w:cstheme="majorBidi"/>
+        <w:rFonts/>
         <w:b/>
         <w:bCs/>
       </w:rPr>
@@ -3769,7 +3605,7 @@
         <w:spacing w:before="0" w:after="0" w:line="240" w:lineRule="auto"/>
       </w:pPr>
       <w:rPr>
-        <w:rFonts w:asciiTheme="majorHAnsi" w:eastAsiaTheme="majorEastAsia" w:hAnsiTheme="majorHAnsi" w:cstheme="majorBidi"/>
+        <w:rFonts/>
         <w:b/>
         <w:bCs/>
       </w:rPr>
@@ -3790,7 +3626,7 @@
         <w:spacing w:before="0" w:after="0" w:line="240" w:lineRule="auto"/>
       </w:pPr>
       <w:rPr>
-        <w:rFonts w:asciiTheme="majorHAnsi" w:eastAsiaTheme="majorEastAsia" w:hAnsiTheme="majorHAnsi" w:cstheme="majorBidi"/>
+        <w:rFonts/>
         <w:b/>
         <w:bCs/>
       </w:rPr>
@@ -3808,14 +3644,14 @@
     </w:tblStylePr>
     <w:tblStylePr w:type="firstCol">
       <w:rPr>
-        <w:rFonts w:asciiTheme="majorHAnsi" w:eastAsiaTheme="majorEastAsia" w:hAnsiTheme="majorHAnsi" w:cstheme="majorBidi"/>
+        <w:rFonts/>
         <w:b/>
         <w:bCs/>
       </w:rPr>
     </w:tblStylePr>
     <w:tblStylePr w:type="lastCol">
       <w:rPr>
-        <w:rFonts w:asciiTheme="majorHAnsi" w:eastAsiaTheme="majorEastAsia" w:hAnsiTheme="majorHAnsi" w:cstheme="majorBidi"/>
+        <w:rFonts/>
         <w:b/>
         <w:bCs/>
       </w:rPr>
@@ -3899,7 +3735,7 @@
         <w:spacing w:before="0" w:after="0" w:line="240" w:lineRule="auto"/>
       </w:pPr>
       <w:rPr>
-        <w:rFonts w:asciiTheme="majorHAnsi" w:eastAsiaTheme="majorEastAsia" w:hAnsiTheme="majorHAnsi" w:cstheme="majorBidi"/>
+        <w:rFonts/>
         <w:b/>
         <w:bCs/>
       </w:rPr>
@@ -3920,7 +3756,7 @@
         <w:spacing w:before="0" w:after="0" w:line="240" w:lineRule="auto"/>
       </w:pPr>
       <w:rPr>
-        <w:rFonts w:asciiTheme="majorHAnsi" w:eastAsiaTheme="majorEastAsia" w:hAnsiTheme="majorHAnsi" w:cstheme="majorBidi"/>
+        <w:rFonts/>
         <w:b/>
         <w:bCs/>
       </w:rPr>
@@ -3938,14 +3774,14 @@
     </w:tblStylePr>
     <w:tblStylePr w:type="firstCol">
       <w:rPr>
-        <w:rFonts w:asciiTheme="majorHAnsi" w:eastAsiaTheme="majorEastAsia" w:hAnsiTheme="majorHAnsi" w:cstheme="majorBidi"/>
+        <w:rFonts/>
         <w:b/>
         <w:bCs/>
       </w:rPr>
     </w:tblStylePr>
     <w:tblStylePr w:type="lastCol">
       <w:rPr>
-        <w:rFonts w:asciiTheme="majorHAnsi" w:eastAsiaTheme="majorEastAsia" w:hAnsiTheme="majorHAnsi" w:cstheme="majorBidi"/>
+        <w:rFonts/>
         <w:b/>
         <w:bCs/>
       </w:rPr>
@@ -4029,7 +3865,7 @@
         <w:spacing w:before="0" w:after="0" w:line="240" w:lineRule="auto"/>
       </w:pPr>
       <w:rPr>
-        <w:rFonts w:asciiTheme="majorHAnsi" w:eastAsiaTheme="majorEastAsia" w:hAnsiTheme="majorHAnsi" w:cstheme="majorBidi"/>
+        <w:rFonts/>
         <w:b/>
         <w:bCs/>
       </w:rPr>
@@ -4050,7 +3886,7 @@
         <w:spacing w:before="0" w:after="0" w:line="240" w:lineRule="auto"/>
       </w:pPr>
       <w:rPr>
-        <w:rFonts w:asciiTheme="majorHAnsi" w:eastAsiaTheme="majorEastAsia" w:hAnsiTheme="majorHAnsi" w:cstheme="majorBidi"/>
+        <w:rFonts/>
         <w:b/>
         <w:bCs/>
       </w:rPr>
@@ -4068,14 +3904,14 @@
     </w:tblStylePr>
     <w:tblStylePr w:type="firstCol">
       <w:rPr>
-        <w:rFonts w:asciiTheme="majorHAnsi" w:eastAsiaTheme="majorEastAsia" w:hAnsiTheme="majorHAnsi" w:cstheme="majorBidi"/>
+        <w:rFonts/>
         <w:b/>
         <w:bCs/>
       </w:rPr>
     </w:tblStylePr>
     <w:tblStylePr w:type="lastCol">
       <w:rPr>
-        <w:rFonts w:asciiTheme="majorHAnsi" w:eastAsiaTheme="majorEastAsia" w:hAnsiTheme="majorHAnsi" w:cstheme="majorBidi"/>
+        <w:rFonts/>
         <w:b/>
         <w:bCs/>
       </w:rPr>
@@ -5940,7 +5776,7 @@
     </w:tblPr>
     <w:tblStylePr w:type="firstRow">
       <w:rPr>
-        <w:rFonts w:asciiTheme="majorHAnsi" w:eastAsiaTheme="majorEastAsia" w:hAnsiTheme="majorHAnsi" w:cstheme="majorBidi"/>
+        <w:rFonts/>
       </w:rPr>
       <w:tblPr/>
       <w:tcPr>
@@ -6024,7 +5860,7 @@
     </w:tblPr>
     <w:tblStylePr w:type="firstRow">
       <w:rPr>
-        <w:rFonts w:asciiTheme="majorHAnsi" w:eastAsiaTheme="majorEastAsia" w:hAnsiTheme="majorHAnsi" w:cstheme="majorBidi"/>
+        <w:rFonts/>
       </w:rPr>
       <w:tblPr/>
       <w:tcPr>
@@ -6108,7 +5944,7 @@
     </w:tblPr>
     <w:tblStylePr w:type="firstRow">
       <w:rPr>
-        <w:rFonts w:asciiTheme="majorHAnsi" w:eastAsiaTheme="majorEastAsia" w:hAnsiTheme="majorHAnsi" w:cstheme="majorBidi"/>
+        <w:rFonts/>
       </w:rPr>
       <w:tblPr/>
       <w:tcPr>
@@ -6192,7 +6028,7 @@
     </w:tblPr>
     <w:tblStylePr w:type="firstRow">
       <w:rPr>
-        <w:rFonts w:asciiTheme="majorHAnsi" w:eastAsiaTheme="majorEastAsia" w:hAnsiTheme="majorHAnsi" w:cstheme="majorBidi"/>
+        <w:rFonts/>
       </w:rPr>
       <w:tblPr/>
       <w:tcPr>
@@ -6276,7 +6112,7 @@
     </w:tblPr>
     <w:tblStylePr w:type="firstRow">
       <w:rPr>
-        <w:rFonts w:asciiTheme="majorHAnsi" w:eastAsiaTheme="majorEastAsia" w:hAnsiTheme="majorHAnsi" w:cstheme="majorBidi"/>
+        <w:rFonts/>
       </w:rPr>
       <w:tblPr/>
       <w:tcPr>
@@ -6360,7 +6196,7 @@
     </w:tblPr>
     <w:tblStylePr w:type="firstRow">
       <w:rPr>
-        <w:rFonts w:asciiTheme="majorHAnsi" w:eastAsiaTheme="majorEastAsia" w:hAnsiTheme="majorHAnsi" w:cstheme="majorBidi"/>
+        <w:rFonts/>
       </w:rPr>
       <w:tblPr/>
       <w:tcPr>
@@ -6444,7 +6280,7 @@
     </w:tblPr>
     <w:tblStylePr w:type="firstRow">
       <w:rPr>
-        <w:rFonts w:asciiTheme="majorHAnsi" w:eastAsiaTheme="majorEastAsia" w:hAnsiTheme="majorHAnsi" w:cstheme="majorBidi"/>
+        <w:rFonts/>
       </w:rPr>
       <w:tblPr/>
       <w:tcPr>
@@ -6509,7 +6345,7 @@
       <w:spacing w:after="0" w:line="240" w:lineRule="auto"/>
     </w:pPr>
     <w:rPr>
-      <w:rFonts w:asciiTheme="majorHAnsi" w:eastAsiaTheme="majorEastAsia" w:hAnsiTheme="majorHAnsi" w:cstheme="majorBidi"/>
+      <w:rFonts/>
       <w:color w:val="000000" w:themeColor="text1"/>
     </w:rPr>
     <w:tblPr>
@@ -6637,7 +6473,7 @@
       <w:spacing w:after="0" w:line="240" w:lineRule="auto"/>
     </w:pPr>
     <w:rPr>
-      <w:rFonts w:asciiTheme="majorHAnsi" w:eastAsiaTheme="majorEastAsia" w:hAnsiTheme="majorHAnsi" w:cstheme="majorBidi"/>
+      <w:rFonts/>
       <w:color w:val="000000" w:themeColor="text1"/>
     </w:rPr>
     <w:tblPr>
@@ -6765,7 +6601,7 @@
       <w:spacing w:after="0" w:line="240" w:lineRule="auto"/>
     </w:pPr>
     <w:rPr>
-      <w:rFonts w:asciiTheme="majorHAnsi" w:eastAsiaTheme="majorEastAsia" w:hAnsiTheme="majorHAnsi" w:cstheme="majorBidi"/>
+      <w:rFonts/>
       <w:color w:val="000000" w:themeColor="text1"/>
     </w:rPr>
     <w:tblPr>
@@ -6893,7 +6729,7 @@
       <w:spacing w:after="0" w:line="240" w:lineRule="auto"/>
     </w:pPr>
     <w:rPr>
-      <w:rFonts w:asciiTheme="majorHAnsi" w:eastAsiaTheme="majorEastAsia" w:hAnsiTheme="majorHAnsi" w:cstheme="majorBidi"/>
+      <w:rFonts/>
       <w:color w:val="000000" w:themeColor="text1"/>
     </w:rPr>
     <w:tblPr>
@@ -7021,7 +6857,7 @@
       <w:spacing w:after="0" w:line="240" w:lineRule="auto"/>
     </w:pPr>
     <w:rPr>
-      <w:rFonts w:asciiTheme="majorHAnsi" w:eastAsiaTheme="majorEastAsia" w:hAnsiTheme="majorHAnsi" w:cstheme="majorBidi"/>
+      <w:rFonts/>
       <w:color w:val="000000" w:themeColor="text1"/>
     </w:rPr>
     <w:tblPr>
@@ -7149,7 +6985,7 @@
       <w:spacing w:after="0" w:line="240" w:lineRule="auto"/>
     </w:pPr>
     <w:rPr>
-      <w:rFonts w:asciiTheme="majorHAnsi" w:eastAsiaTheme="majorEastAsia" w:hAnsiTheme="majorHAnsi" w:cstheme="majorBidi"/>
+      <w:rFonts/>
       <w:color w:val="000000" w:themeColor="text1"/>
     </w:rPr>
     <w:tblPr>
@@ -7277,7 +7113,7 @@
       <w:spacing w:after="0" w:line="240" w:lineRule="auto"/>
     </w:pPr>
     <w:rPr>
-      <w:rFonts w:asciiTheme="majorHAnsi" w:eastAsiaTheme="majorEastAsia" w:hAnsiTheme="majorHAnsi" w:cstheme="majorBidi"/>
+      <w:rFonts/>
       <w:color w:val="000000" w:themeColor="text1"/>
     </w:rPr>
     <w:tblPr>
@@ -7916,7 +7752,7 @@
       <w:spacing w:after="0" w:line="240" w:lineRule="auto"/>
     </w:pPr>
     <w:rPr>
-      <w:rFonts w:asciiTheme="majorHAnsi" w:eastAsiaTheme="majorEastAsia" w:hAnsiTheme="majorHAnsi" w:cstheme="majorBidi"/>
+      <w:rFonts/>
       <w:color w:val="000000" w:themeColor="text1"/>
     </w:rPr>
     <w:tblPr>
@@ -8041,7 +7877,7 @@
       <w:spacing w:after="0" w:line="240" w:lineRule="auto"/>
     </w:pPr>
     <w:rPr>
-      <w:rFonts w:asciiTheme="majorHAnsi" w:eastAsiaTheme="majorEastAsia" w:hAnsiTheme="majorHAnsi" w:cstheme="majorBidi"/>
+      <w:rFonts/>
       <w:color w:val="000000" w:themeColor="text1"/>
     </w:rPr>
     <w:tblPr>
@@ -8166,7 +8002,7 @@
       <w:spacing w:after="0" w:line="240" w:lineRule="auto"/>
     </w:pPr>
     <w:rPr>
-      <w:rFonts w:asciiTheme="majorHAnsi" w:eastAsiaTheme="majorEastAsia" w:hAnsiTheme="majorHAnsi" w:cstheme="majorBidi"/>
+      <w:rFonts/>
       <w:color w:val="000000" w:themeColor="text1"/>
     </w:rPr>
     <w:tblPr>
@@ -8291,7 +8127,7 @@
       <w:spacing w:after="0" w:line="240" w:lineRule="auto"/>
     </w:pPr>
     <w:rPr>
-      <w:rFonts w:asciiTheme="majorHAnsi" w:eastAsiaTheme="majorEastAsia" w:hAnsiTheme="majorHAnsi" w:cstheme="majorBidi"/>
+      <w:rFonts/>
       <w:color w:val="000000" w:themeColor="text1"/>
     </w:rPr>
     <w:tblPr>
@@ -8416,7 +8252,7 @@
       <w:spacing w:after="0" w:line="240" w:lineRule="auto"/>
     </w:pPr>
     <w:rPr>
-      <w:rFonts w:asciiTheme="majorHAnsi" w:eastAsiaTheme="majorEastAsia" w:hAnsiTheme="majorHAnsi" w:cstheme="majorBidi"/>
+      <w:rFonts/>
       <w:color w:val="000000" w:themeColor="text1"/>
     </w:rPr>
     <w:tblPr>
@@ -8541,7 +8377,7 @@
       <w:spacing w:after="0" w:line="240" w:lineRule="auto"/>
     </w:pPr>
     <w:rPr>
-      <w:rFonts w:asciiTheme="majorHAnsi" w:eastAsiaTheme="majorEastAsia" w:hAnsiTheme="majorHAnsi" w:cstheme="majorBidi"/>
+      <w:rFonts/>
       <w:color w:val="000000" w:themeColor="text1"/>
     </w:rPr>
     <w:tblPr>
@@ -8666,7 +8502,7 @@
       <w:spacing w:after="0" w:line="240" w:lineRule="auto"/>
     </w:pPr>
     <w:rPr>
-      <w:rFonts w:asciiTheme="majorHAnsi" w:eastAsiaTheme="majorEastAsia" w:hAnsiTheme="majorHAnsi" w:cstheme="majorBidi"/>
+      <w:rFonts/>
       <w:color w:val="000000" w:themeColor="text1"/>
     </w:rPr>
     <w:tblPr>
